--- a/applications/bilgewater-group-technical-support-tier1/resume.docx
+++ b/applications/bilgewater-group-technical-support-tier1/resume.docx
@@ -80,7 +80,7 @@
           <w:i w:val="0"/>
           <w:color w:val="1A1A1A"/>
         </w:rPr>
-        <w:t>Client-facing technical support professional with 15+ years troubleshooting, configuring, and resolving technical issues for SaaS clients, using Zendesk and other ticketing systems to track and close first-line and escalated requests. Explains technical concepts clearly to non-technical users and documents solutions and internal playbooks as a standing practice. Comfortable working independently and reliably in a fully remote environment.</w:t>
+        <w:t>Client-facing technical support professional with 15+ years troubleshooting, configuring, and resolving technical issues for SaaS clients, tracking cases and client records in CRM and project-management systems including HubSpot, Salesforce, GoHighLevel, and Jira. Explains technical concepts clearly to non-technical users and documents solutions and internal playbooks as a standing practice. Comfortable working independently and reliably in a fully remote environment.</w:t>
       </w:r>
     </w:p>
     <w:p>
@@ -328,30 +328,6 @@
           <w:color w:val="1A1A1A"/>
         </w:rPr>
         <w:t>Collaborated with Product and Engineering to escalate and resolve structured, high-priority customer issues.</w:t>
-      </w:r>
-    </w:p>
-    <w:p>
-      <w:pPr>
-        <w:spacing w:after="30"/>
-        <w:ind w:left="259" w:hanging="259"/>
-      </w:pPr>
-      <w:r>
-        <w:rPr>
-          <w:rFonts w:ascii="Calibri" w:hAnsi="Calibri"/>
-          <w:b w:val="0"/>
-          <w:i w:val="0"/>
-          <w:color w:val="163A5F"/>
-        </w:rPr>
-        <w:t xml:space="preserve">•  </w:t>
-      </w:r>
-      <w:r>
-        <w:rPr>
-          <w:rFonts w:ascii="Calibri" w:hAnsi="Calibri"/>
-          <w:b w:val="0"/>
-          <w:i w:val="0"/>
-          <w:color w:val="1A1A1A"/>
-        </w:rPr>
-        <w:t>Analyzed partner utilization and performance metrics to identify adoption gaps and recommend interventions that reduced churn.</w:t>
       </w:r>
     </w:p>
     <w:p>
@@ -698,7 +674,7 @@
           <w:i w:val="0"/>
           <w:color w:val="1A1A1A"/>
         </w:rPr>
-        <w:t>Zendesk, Jira, HubSpot, Salesforce, GoHighLevel</w:t>
+        <w:t>Jira, HubSpot, Salesforce, GoHighLevel</w:t>
       </w:r>
     </w:p>
     <w:p>
